--- a/material/programas-de-estudio/05 Quinto año - Planeamiento Unidad 1 (lecciones 1 a 34).docx
+++ b/material/programas-de-estudio/05 Quinto año - Planeamiento Unidad 1 (lecciones 1 a 34).docx
@@ -402,7 +402,7 @@
               <w:pStyle w:val="Celda8_5RXS"/>
             </w:pPr>
             <w:r>
-              <w:t>• 4. Repaso: el ataque doble y la horquilla de caballo</w:t>
+              <w:t>• 4. Repaso: el ataque doble y el tenedor de caballo</w:t>
             </w:r>
           </w:p>
           <w:p>
@@ -714,7 +714,7 @@
               <w:pStyle w:val="Celda8_5RXS"/>
             </w:pPr>
             <w:r>
-              <w:t>• 25. Atracción con horquilla: Manual 5</w:t>
+              <w:t>• 25. Atracción con tenedor: Manual 5</w:t>
             </w:r>
           </w:p>
         </w:tc>
@@ -1039,7 +1039,7 @@
             </w:pPr>
             <w:r/>
             <w:r>
-              <w:t>La persona docente saluda, presenta el programa del año con una sola frase («este año aprendemos a provocar los golpes tácticos») y pregunta qué es una horquilla.</w:t>
+              <w:t>La persona docente saluda, presenta el programa del año con una sola frase («este año aprendemos a provocar los golpes tácticos») y pregunta qué es un tenedor.</w:t>
             </w:r>
           </w:p>
         </w:tc>
@@ -1978,7 +1978,7 @@
               <w:rPr>
                 <w:b/>
               </w:rPr>
-              <w:t>Repaso: el ataque doble y la horquilla de caballo</w:t>
+              <w:t>Repaso: el ataque doble y el tenedor de caballo</w:t>
             </w:r>
           </w:p>
         </w:tc>
@@ -2077,7 +2077,7 @@
             </w:pPr>
             <w:r/>
             <w:r>
-              <w:t>Adivinanza: «Tengo forma de L y puedo amenazar a dos al mismo tiempo, ¿quién soy?». Se recuerda la palabra horquilla.</w:t>
+              <w:t>Adivinanza: «Tengo forma de L y puedo amenazar a dos al mismo tiempo, ¿quién soy?». Se recuerda la palabra tenedor.</w:t>
             </w:r>
           </w:p>
         </w:tc>
@@ -9310,7 +9310,7 @@
               <w:rPr>
                 <w:b/>
               </w:rPr>
-              <w:t>Atracción con horquilla: Manual 5</w:t>
+              <w:t>Atracción con tenedor: Manual 5</w:t>
             </w:r>
           </w:p>
         </w:tc>
@@ -9376,7 +9376,7 @@
             </w:pPr>
             <w:r/>
             <w:r>
-              <w:t>Aplicar la atracción para preparar una horquilla de caballo.</w:t>
+              <w:t>Aplicar la atracción para preparar un tenedor de caballo.</w:t>
             </w:r>
           </w:p>
         </w:tc>
@@ -9409,7 +9409,7 @@
             </w:pPr>
             <w:r/>
             <w:r>
-              <w:t>Al iniciar, se recuerda el minijuego del caballo hambriento del día 4 y se pregunta: «¿Y si el rey no está donde quiero para la horquilla?».</w:t>
+              <w:t>Al iniciar, se recuerda el minijuego del caballo hambriento del día 4 y se pregunta: «¿Y si el rey no está donde quiero para el tenedor?».</w:t>
             </w:r>
           </w:p>
         </w:tc>

--- a/material/programas-de-estudio/05 Quinto año - Planeamiento Unidad 1 (lecciones 1 a 34).docx
+++ b/material/programas-de-estudio/05 Quinto año - Planeamiento Unidad 1 (lecciones 1 a 34).docx
@@ -12803,12 +12803,12 @@
             <wp:posOffset>1276200</wp:posOffset>
           </wp:positionH>
           <wp:positionV relativeFrom="page">
-            <wp:posOffset>3071700</wp:posOffset>
+            <wp:posOffset>3092305</wp:posOffset>
           </wp:positionV>
-          <wp:extent cx="5220000" cy="3915000"/>
+          <wp:extent cx="5220000" cy="3873789"/>
           <wp:effectExtent l="0" t="0" r="0" b="0"/>
           <wp:wrapNone/>
-          <wp:docPr id="1" name="Marca de agua" descr="Logo de Oscar Angulo Cubero"/>
+          <wp:docPr id="1" name="Marca de agua" descr="Ajedrez Integral"/>
           <wp:cNvGraphicFramePr/>
           <a:graphic>
             <a:graphicData uri="http://schemas.openxmlformats.org/drawingml/2006/picture">
@@ -12826,7 +12826,7 @@
                 <pic:spPr>
                   <a:xfrm rot="-900000">
                     <a:off x="0" y="0"/>
-                    <a:ext cx="5220000" cy="3915000"/>
+                    <a:ext cx="5220000" cy="3873789"/>
                   </a:xfrm>
                   <a:prstGeom prst="rect"/>
                 </pic:spPr>
